--- a/Øvelser/Geografi/solfangerforsoeg/solfangerforsoeg.docx
+++ b/Øvelser/Geografi/solfangerforsoeg/solfangerforsoeg.docx
@@ -1884,7 +1884,6 @@
     </w:p>
     <w:p>
       <w:pPr>
-        <w:pStyle w:val="Compact"/>
         <w:numPr>
           <w:ilvl w:val="0"/>
           <w:numId w:val="1005"/>
@@ -1910,7 +1909,7 @@
     </w:p>
     <w:p>
       <w:pPr>
-        <w:pStyle w:val="FirstParagraph"/>
+        <w:pStyle w:val="BodyText"/>
       </w:pPr>
       <m:oMathPara>
         <m:oMathParaPr>
@@ -2034,10 +2033,9 @@
     </w:p>
     <w:p>
       <w:pPr>
-        <w:pStyle w:val="Compact"/>
         <w:numPr>
           <w:ilvl w:val="0"/>
-          <w:numId w:val="1006"/>
+          <w:numId w:val="1005"/>
         </w:numPr>
       </w:pPr>
       <w:r>
@@ -2046,10 +2044,9 @@
     </w:p>
     <w:p>
       <w:pPr>
-        <w:pStyle w:val="Compact"/>
         <w:numPr>
           <w:ilvl w:val="0"/>
-          <w:numId w:val="1006"/>
+          <w:numId w:val="1005"/>
         </w:numPr>
       </w:pPr>
       <w:r>
@@ -2058,7 +2055,7 @@
     </w:p>
     <w:p>
       <w:pPr>
-        <w:pStyle w:val="FirstParagraph"/>
+        <w:pStyle w:val="BodyText"/>
       </w:pPr>
       <m:oMathPara>
         <m:oMathParaPr>
@@ -2120,10 +2117,9 @@
     </w:p>
     <w:p>
       <w:pPr>
-        <w:pStyle w:val="Compact"/>
         <w:numPr>
           <w:ilvl w:val="0"/>
-          <w:numId w:val="1007"/>
+          <w:numId w:val="1005"/>
         </w:numPr>
       </w:pPr>
       <w:r>
@@ -2188,7 +2184,7 @@
     </w:p>
     <w:p>
       <w:pPr>
-        <w:pStyle w:val="FirstParagraph"/>
+        <w:pStyle w:val="BodyText"/>
       </w:pPr>
       <m:oMathPara>
         <m:oMathParaPr>
@@ -2275,10 +2271,9 @@
     </w:p>
     <w:p>
       <w:pPr>
-        <w:pStyle w:val="Compact"/>
         <w:numPr>
           <w:ilvl w:val="0"/>
-          <w:numId w:val="1008"/>
+          <w:numId w:val="1005"/>
         </w:numPr>
       </w:pPr>
       <w:r>
@@ -2301,10 +2296,9 @@
     </w:p>
     <w:p>
       <w:pPr>
-        <w:pStyle w:val="Compact"/>
         <w:numPr>
           <w:ilvl w:val="0"/>
-          <w:numId w:val="1008"/>
+          <w:numId w:val="1005"/>
         </w:numPr>
       </w:pPr>
       <w:r>
@@ -2313,7 +2307,7 @@
     </w:p>
     <w:p>
       <w:pPr>
-        <w:pStyle w:val="FirstParagraph"/>
+        <w:pStyle w:val="BodyText"/>
       </w:pPr>
       <m:oMathPara>
         <m:oMathParaPr>
@@ -2419,10 +2413,9 @@
     </w:p>
     <w:p>
       <w:pPr>
-        <w:pStyle w:val="Compact"/>
         <w:numPr>
           <w:ilvl w:val="0"/>
-          <w:numId w:val="1009"/>
+          <w:numId w:val="1005"/>
         </w:numPr>
       </w:pPr>
       <w:r>
@@ -3056,7 +3049,7 @@
         <w:pStyle w:val="Compact"/>
         <w:numPr>
           <w:ilvl w:val="0"/>
-          <w:numId w:val="1010"/>
+          <w:numId w:val="1006"/>
         </w:numPr>
       </w:pPr>
       <w:r>
@@ -3068,7 +3061,7 @@
         <w:pStyle w:val="Compact"/>
         <w:numPr>
           <w:ilvl w:val="0"/>
-          <w:numId w:val="1010"/>
+          <w:numId w:val="1006"/>
         </w:numPr>
       </w:pPr>
       <w:r>
@@ -3080,7 +3073,7 @@
         <w:pStyle w:val="Compact"/>
         <w:numPr>
           <w:ilvl w:val="0"/>
-          <w:numId w:val="1010"/>
+          <w:numId w:val="1006"/>
         </w:numPr>
       </w:pPr>
       <w:r>
@@ -3092,7 +3085,7 @@
         <w:pStyle w:val="Compact"/>
         <w:numPr>
           <w:ilvl w:val="0"/>
-          <w:numId w:val="1010"/>
+          <w:numId w:val="1006"/>
         </w:numPr>
       </w:pPr>
       <w:r>
@@ -3104,7 +3097,7 @@
         <w:pStyle w:val="Compact"/>
         <w:numPr>
           <w:ilvl w:val="0"/>
-          <w:numId w:val="1010"/>
+          <w:numId w:val="1006"/>
         </w:numPr>
       </w:pPr>
       <w:r>
@@ -3116,7 +3109,7 @@
         <w:pStyle w:val="Compact"/>
         <w:numPr>
           <w:ilvl w:val="0"/>
-          <w:numId w:val="1010"/>
+          <w:numId w:val="1006"/>
         </w:numPr>
       </w:pPr>
       <w:r>
@@ -3128,7 +3121,7 @@
         <w:pStyle w:val="Compact"/>
         <w:numPr>
           <w:ilvl w:val="0"/>
-          <w:numId w:val="1010"/>
+          <w:numId w:val="1006"/>
         </w:numPr>
       </w:pPr>
       <w:r>
@@ -3140,7 +3133,7 @@
         <w:pStyle w:val="Compact"/>
         <w:numPr>
           <w:ilvl w:val="0"/>
-          <w:numId w:val="1010"/>
+          <w:numId w:val="1006"/>
         </w:numPr>
       </w:pPr>
       <w:r>
@@ -3183,7 +3176,7 @@
         <w:pStyle w:val="Compact"/>
         <w:numPr>
           <w:ilvl w:val="0"/>
-          <w:numId w:val="1011"/>
+          <w:numId w:val="1007"/>
         </w:numPr>
       </w:pPr>
       <w:r>
@@ -3211,7 +3204,7 @@
         <w:pStyle w:val="Compact"/>
         <w:numPr>
           <w:ilvl w:val="0"/>
-          <w:numId w:val="1011"/>
+          <w:numId w:val="1007"/>
         </w:numPr>
       </w:pPr>
       <w:r>
@@ -3286,7 +3279,7 @@
         <w:pStyle w:val="Compact"/>
         <w:numPr>
           <w:ilvl w:val="0"/>
-          <w:numId w:val="1011"/>
+          <w:numId w:val="1007"/>
         </w:numPr>
       </w:pPr>
       <w:r>
@@ -3298,7 +3291,7 @@
         <w:pStyle w:val="Compact"/>
         <w:numPr>
           <w:ilvl w:val="0"/>
-          <w:numId w:val="1011"/>
+          <w:numId w:val="1007"/>
         </w:numPr>
       </w:pPr>
       <w:r>
@@ -3310,7 +3303,7 @@
         <w:pStyle w:val="Compact"/>
         <w:numPr>
           <w:ilvl w:val="0"/>
-          <w:numId w:val="1011"/>
+          <w:numId w:val="1007"/>
         </w:numPr>
       </w:pPr>
       <w:r>
@@ -3322,7 +3315,7 @@
         <w:pStyle w:val="Compact"/>
         <w:numPr>
           <w:ilvl w:val="0"/>
-          <w:numId w:val="1011"/>
+          <w:numId w:val="1007"/>
         </w:numPr>
       </w:pPr>
       <w:r>
@@ -3849,346 +3842,6 @@
     </w:lvl>
     <w:lvl w:ilvl="8">
       <w:start w:val="1"/>
-      <w:numFmt w:val="decimal"/>
-      <w:lvlText w:val="%9."/>
-      <w:lvlJc w:val="left"/>
-      <w:pPr>
-        <w:ind w:left="6480" w:hanging="360"/>
-      </w:pPr>
-    </w:lvl>
-  </w:abstractNum>
-  <w:abstractNum w:abstractNumId="99412">
-    <w:nsid w:val="00A99412"/>
-    <w:multiLevelType w:val="multilevel"/>
-    <w:lvl w:ilvl="0">
-      <w:start w:val="2"/>
-      <w:numFmt w:val="decimal"/>
-      <w:lvlText w:val="%1."/>
-      <w:lvlJc w:val="left"/>
-      <w:pPr>
-        <w:ind w:left="720" w:hanging="360"/>
-      </w:pPr>
-    </w:lvl>
-    <w:lvl w:ilvl="1">
-      <w:start w:val="2"/>
-      <w:numFmt w:val="decimal"/>
-      <w:lvlText w:val="%2."/>
-      <w:lvlJc w:val="left"/>
-      <w:pPr>
-        <w:ind w:left="1440" w:hanging="360"/>
-      </w:pPr>
-    </w:lvl>
-    <w:lvl w:ilvl="2">
-      <w:start w:val="2"/>
-      <w:numFmt w:val="decimal"/>
-      <w:lvlText w:val="%3."/>
-      <w:lvlJc w:val="left"/>
-      <w:pPr>
-        <w:ind w:left="2160" w:hanging="360"/>
-      </w:pPr>
-    </w:lvl>
-    <w:lvl w:ilvl="3">
-      <w:start w:val="2"/>
-      <w:numFmt w:val="decimal"/>
-      <w:lvlText w:val="%4."/>
-      <w:lvlJc w:val="left"/>
-      <w:pPr>
-        <w:ind w:left="2880" w:hanging="360"/>
-      </w:pPr>
-    </w:lvl>
-    <w:lvl w:ilvl="4">
-      <w:start w:val="2"/>
-      <w:numFmt w:val="decimal"/>
-      <w:lvlText w:val="%5."/>
-      <w:lvlJc w:val="left"/>
-      <w:pPr>
-        <w:ind w:left="3600" w:hanging="360"/>
-      </w:pPr>
-    </w:lvl>
-    <w:lvl w:ilvl="5">
-      <w:start w:val="2"/>
-      <w:numFmt w:val="decimal"/>
-      <w:lvlText w:val="%6."/>
-      <w:lvlJc w:val="left"/>
-      <w:pPr>
-        <w:ind w:left="4320" w:hanging="360"/>
-      </w:pPr>
-    </w:lvl>
-    <w:lvl w:ilvl="6">
-      <w:start w:val="2"/>
-      <w:numFmt w:val="decimal"/>
-      <w:lvlText w:val="%7."/>
-      <w:lvlJc w:val="left"/>
-      <w:pPr>
-        <w:ind w:left="5040" w:hanging="360"/>
-      </w:pPr>
-    </w:lvl>
-    <w:lvl w:ilvl="7">
-      <w:start w:val="2"/>
-      <w:numFmt w:val="decimal"/>
-      <w:lvlText w:val="%8."/>
-      <w:lvlJc w:val="left"/>
-      <w:pPr>
-        <w:ind w:left="5760" w:hanging="360"/>
-      </w:pPr>
-    </w:lvl>
-    <w:lvl w:ilvl="8">
-      <w:start w:val="2"/>
-      <w:numFmt w:val="decimal"/>
-      <w:lvlText w:val="%9."/>
-      <w:lvlJc w:val="left"/>
-      <w:pPr>
-        <w:ind w:left="6480" w:hanging="360"/>
-      </w:pPr>
-    </w:lvl>
-  </w:abstractNum>
-  <w:abstractNum w:abstractNumId="99414">
-    <w:nsid w:val="00A99414"/>
-    <w:multiLevelType w:val="multilevel"/>
-    <w:lvl w:ilvl="0">
-      <w:start w:val="4"/>
-      <w:numFmt w:val="decimal"/>
-      <w:lvlText w:val="%1."/>
-      <w:lvlJc w:val="left"/>
-      <w:pPr>
-        <w:ind w:left="720" w:hanging="360"/>
-      </w:pPr>
-    </w:lvl>
-    <w:lvl w:ilvl="1">
-      <w:start w:val="4"/>
-      <w:numFmt w:val="decimal"/>
-      <w:lvlText w:val="%2."/>
-      <w:lvlJc w:val="left"/>
-      <w:pPr>
-        <w:ind w:left="1440" w:hanging="360"/>
-      </w:pPr>
-    </w:lvl>
-    <w:lvl w:ilvl="2">
-      <w:start w:val="4"/>
-      <w:numFmt w:val="decimal"/>
-      <w:lvlText w:val="%3."/>
-      <w:lvlJc w:val="left"/>
-      <w:pPr>
-        <w:ind w:left="2160" w:hanging="360"/>
-      </w:pPr>
-    </w:lvl>
-    <w:lvl w:ilvl="3">
-      <w:start w:val="4"/>
-      <w:numFmt w:val="decimal"/>
-      <w:lvlText w:val="%4."/>
-      <w:lvlJc w:val="left"/>
-      <w:pPr>
-        <w:ind w:left="2880" w:hanging="360"/>
-      </w:pPr>
-    </w:lvl>
-    <w:lvl w:ilvl="4">
-      <w:start w:val="4"/>
-      <w:numFmt w:val="decimal"/>
-      <w:lvlText w:val="%5."/>
-      <w:lvlJc w:val="left"/>
-      <w:pPr>
-        <w:ind w:left="3600" w:hanging="360"/>
-      </w:pPr>
-    </w:lvl>
-    <w:lvl w:ilvl="5">
-      <w:start w:val="4"/>
-      <w:numFmt w:val="decimal"/>
-      <w:lvlText w:val="%6."/>
-      <w:lvlJc w:val="left"/>
-      <w:pPr>
-        <w:ind w:left="4320" w:hanging="360"/>
-      </w:pPr>
-    </w:lvl>
-    <w:lvl w:ilvl="6">
-      <w:start w:val="4"/>
-      <w:numFmt w:val="decimal"/>
-      <w:lvlText w:val="%7."/>
-      <w:lvlJc w:val="left"/>
-      <w:pPr>
-        <w:ind w:left="5040" w:hanging="360"/>
-      </w:pPr>
-    </w:lvl>
-    <w:lvl w:ilvl="7">
-      <w:start w:val="4"/>
-      <w:numFmt w:val="decimal"/>
-      <w:lvlText w:val="%8."/>
-      <w:lvlJc w:val="left"/>
-      <w:pPr>
-        <w:ind w:left="5760" w:hanging="360"/>
-      </w:pPr>
-    </w:lvl>
-    <w:lvl w:ilvl="8">
-      <w:start w:val="4"/>
-      <w:numFmt w:val="decimal"/>
-      <w:lvlText w:val="%9."/>
-      <w:lvlJc w:val="left"/>
-      <w:pPr>
-        <w:ind w:left="6480" w:hanging="360"/>
-      </w:pPr>
-    </w:lvl>
-  </w:abstractNum>
-  <w:abstractNum w:abstractNumId="99415">
-    <w:nsid w:val="00A99415"/>
-    <w:multiLevelType w:val="multilevel"/>
-    <w:lvl w:ilvl="0">
-      <w:start w:val="5"/>
-      <w:numFmt w:val="decimal"/>
-      <w:lvlText w:val="%1."/>
-      <w:lvlJc w:val="left"/>
-      <w:pPr>
-        <w:ind w:left="720" w:hanging="360"/>
-      </w:pPr>
-    </w:lvl>
-    <w:lvl w:ilvl="1">
-      <w:start w:val="5"/>
-      <w:numFmt w:val="decimal"/>
-      <w:lvlText w:val="%2."/>
-      <w:lvlJc w:val="left"/>
-      <w:pPr>
-        <w:ind w:left="1440" w:hanging="360"/>
-      </w:pPr>
-    </w:lvl>
-    <w:lvl w:ilvl="2">
-      <w:start w:val="5"/>
-      <w:numFmt w:val="decimal"/>
-      <w:lvlText w:val="%3."/>
-      <w:lvlJc w:val="left"/>
-      <w:pPr>
-        <w:ind w:left="2160" w:hanging="360"/>
-      </w:pPr>
-    </w:lvl>
-    <w:lvl w:ilvl="3">
-      <w:start w:val="5"/>
-      <w:numFmt w:val="decimal"/>
-      <w:lvlText w:val="%4."/>
-      <w:lvlJc w:val="left"/>
-      <w:pPr>
-        <w:ind w:left="2880" w:hanging="360"/>
-      </w:pPr>
-    </w:lvl>
-    <w:lvl w:ilvl="4">
-      <w:start w:val="5"/>
-      <w:numFmt w:val="decimal"/>
-      <w:lvlText w:val="%5."/>
-      <w:lvlJc w:val="left"/>
-      <w:pPr>
-        <w:ind w:left="3600" w:hanging="360"/>
-      </w:pPr>
-    </w:lvl>
-    <w:lvl w:ilvl="5">
-      <w:start w:val="5"/>
-      <w:numFmt w:val="decimal"/>
-      <w:lvlText w:val="%6."/>
-      <w:lvlJc w:val="left"/>
-      <w:pPr>
-        <w:ind w:left="4320" w:hanging="360"/>
-      </w:pPr>
-    </w:lvl>
-    <w:lvl w:ilvl="6">
-      <w:start w:val="5"/>
-      <w:numFmt w:val="decimal"/>
-      <w:lvlText w:val="%7."/>
-      <w:lvlJc w:val="left"/>
-      <w:pPr>
-        <w:ind w:left="5040" w:hanging="360"/>
-      </w:pPr>
-    </w:lvl>
-    <w:lvl w:ilvl="7">
-      <w:start w:val="5"/>
-      <w:numFmt w:val="decimal"/>
-      <w:lvlText w:val="%8."/>
-      <w:lvlJc w:val="left"/>
-      <w:pPr>
-        <w:ind w:left="5760" w:hanging="360"/>
-      </w:pPr>
-    </w:lvl>
-    <w:lvl w:ilvl="8">
-      <w:start w:val="5"/>
-      <w:numFmt w:val="decimal"/>
-      <w:lvlText w:val="%9."/>
-      <w:lvlJc w:val="left"/>
-      <w:pPr>
-        <w:ind w:left="6480" w:hanging="360"/>
-      </w:pPr>
-    </w:lvl>
-  </w:abstractNum>
-  <w:abstractNum w:abstractNumId="99417">
-    <w:nsid w:val="00A99417"/>
-    <w:multiLevelType w:val="multilevel"/>
-    <w:lvl w:ilvl="0">
-      <w:start w:val="7"/>
-      <w:numFmt w:val="decimal"/>
-      <w:lvlText w:val="%1."/>
-      <w:lvlJc w:val="left"/>
-      <w:pPr>
-        <w:ind w:left="720" w:hanging="360"/>
-      </w:pPr>
-    </w:lvl>
-    <w:lvl w:ilvl="1">
-      <w:start w:val="7"/>
-      <w:numFmt w:val="decimal"/>
-      <w:lvlText w:val="%2."/>
-      <w:lvlJc w:val="left"/>
-      <w:pPr>
-        <w:ind w:left="1440" w:hanging="360"/>
-      </w:pPr>
-    </w:lvl>
-    <w:lvl w:ilvl="2">
-      <w:start w:val="7"/>
-      <w:numFmt w:val="decimal"/>
-      <w:lvlText w:val="%3."/>
-      <w:lvlJc w:val="left"/>
-      <w:pPr>
-        <w:ind w:left="2160" w:hanging="360"/>
-      </w:pPr>
-    </w:lvl>
-    <w:lvl w:ilvl="3">
-      <w:start w:val="7"/>
-      <w:numFmt w:val="decimal"/>
-      <w:lvlText w:val="%4."/>
-      <w:lvlJc w:val="left"/>
-      <w:pPr>
-        <w:ind w:left="2880" w:hanging="360"/>
-      </w:pPr>
-    </w:lvl>
-    <w:lvl w:ilvl="4">
-      <w:start w:val="7"/>
-      <w:numFmt w:val="decimal"/>
-      <w:lvlText w:val="%5."/>
-      <w:lvlJc w:val="left"/>
-      <w:pPr>
-        <w:ind w:left="3600" w:hanging="360"/>
-      </w:pPr>
-    </w:lvl>
-    <w:lvl w:ilvl="5">
-      <w:start w:val="7"/>
-      <w:numFmt w:val="decimal"/>
-      <w:lvlText w:val="%6."/>
-      <w:lvlJc w:val="left"/>
-      <w:pPr>
-        <w:ind w:left="4320" w:hanging="360"/>
-      </w:pPr>
-    </w:lvl>
-    <w:lvl w:ilvl="6">
-      <w:start w:val="7"/>
-      <w:numFmt w:val="decimal"/>
-      <w:lvlText w:val="%7."/>
-      <w:lvlJc w:val="left"/>
-      <w:pPr>
-        <w:ind w:left="5040" w:hanging="360"/>
-      </w:pPr>
-    </w:lvl>
-    <w:lvl w:ilvl="7">
-      <w:start w:val="7"/>
-      <w:numFmt w:val="decimal"/>
-      <w:lvlText w:val="%8."/>
-      <w:lvlJc w:val="left"/>
-      <w:pPr>
-        <w:ind w:left="5760" w:hanging="360"/>
-      </w:pPr>
-    </w:lvl>
-    <w:lvl w:ilvl="8">
-      <w:start w:val="7"/>
       <w:numFmt w:val="decimal"/>
       <w:lvlText w:val="%9."/>
       <w:lvlJc w:val="left"/>
@@ -4342,126 +3995,6 @@
     </w:lvlOverride>
   </w:num>
   <w:num w:numId="1006">
-    <w:abstractNumId w:val="99412"/>
-    <w:lvlOverride w:ilvl="0">
-      <w:startOverride w:val="2"/>
-    </w:lvlOverride>
-    <w:lvlOverride w:ilvl="1">
-      <w:startOverride w:val="2"/>
-    </w:lvlOverride>
-    <w:lvlOverride w:ilvl="2">
-      <w:startOverride w:val="2"/>
-    </w:lvlOverride>
-    <w:lvlOverride w:ilvl="3">
-      <w:startOverride w:val="2"/>
-    </w:lvlOverride>
-    <w:lvlOverride w:ilvl="4">
-      <w:startOverride w:val="2"/>
-    </w:lvlOverride>
-    <w:lvlOverride w:ilvl="5">
-      <w:startOverride w:val="2"/>
-    </w:lvlOverride>
-    <w:lvlOverride w:ilvl="6">
-      <w:startOverride w:val="2"/>
-    </w:lvlOverride>
-    <w:lvlOverride w:ilvl="7">
-      <w:startOverride w:val="2"/>
-    </w:lvlOverride>
-    <w:lvlOverride w:ilvl="8">
-      <w:startOverride w:val="2"/>
-    </w:lvlOverride>
-  </w:num>
-  <w:num w:numId="1007">
-    <w:abstractNumId w:val="99414"/>
-    <w:lvlOverride w:ilvl="0">
-      <w:startOverride w:val="4"/>
-    </w:lvlOverride>
-    <w:lvlOverride w:ilvl="1">
-      <w:startOverride w:val="4"/>
-    </w:lvlOverride>
-    <w:lvlOverride w:ilvl="2">
-      <w:startOverride w:val="4"/>
-    </w:lvlOverride>
-    <w:lvlOverride w:ilvl="3">
-      <w:startOverride w:val="4"/>
-    </w:lvlOverride>
-    <w:lvlOverride w:ilvl="4">
-      <w:startOverride w:val="4"/>
-    </w:lvlOverride>
-    <w:lvlOverride w:ilvl="5">
-      <w:startOverride w:val="4"/>
-    </w:lvlOverride>
-    <w:lvlOverride w:ilvl="6">
-      <w:startOverride w:val="4"/>
-    </w:lvlOverride>
-    <w:lvlOverride w:ilvl="7">
-      <w:startOverride w:val="4"/>
-    </w:lvlOverride>
-    <w:lvlOverride w:ilvl="8">
-      <w:startOverride w:val="4"/>
-    </w:lvlOverride>
-  </w:num>
-  <w:num w:numId="1008">
-    <w:abstractNumId w:val="99415"/>
-    <w:lvlOverride w:ilvl="0">
-      <w:startOverride w:val="5"/>
-    </w:lvlOverride>
-    <w:lvlOverride w:ilvl="1">
-      <w:startOverride w:val="5"/>
-    </w:lvlOverride>
-    <w:lvlOverride w:ilvl="2">
-      <w:startOverride w:val="5"/>
-    </w:lvlOverride>
-    <w:lvlOverride w:ilvl="3">
-      <w:startOverride w:val="5"/>
-    </w:lvlOverride>
-    <w:lvlOverride w:ilvl="4">
-      <w:startOverride w:val="5"/>
-    </w:lvlOverride>
-    <w:lvlOverride w:ilvl="5">
-      <w:startOverride w:val="5"/>
-    </w:lvlOverride>
-    <w:lvlOverride w:ilvl="6">
-      <w:startOverride w:val="5"/>
-    </w:lvlOverride>
-    <w:lvlOverride w:ilvl="7">
-      <w:startOverride w:val="5"/>
-    </w:lvlOverride>
-    <w:lvlOverride w:ilvl="8">
-      <w:startOverride w:val="5"/>
-    </w:lvlOverride>
-  </w:num>
-  <w:num w:numId="1009">
-    <w:abstractNumId w:val="99417"/>
-    <w:lvlOverride w:ilvl="0">
-      <w:startOverride w:val="7"/>
-    </w:lvlOverride>
-    <w:lvlOverride w:ilvl="1">
-      <w:startOverride w:val="7"/>
-    </w:lvlOverride>
-    <w:lvlOverride w:ilvl="2">
-      <w:startOverride w:val="7"/>
-    </w:lvlOverride>
-    <w:lvlOverride w:ilvl="3">
-      <w:startOverride w:val="7"/>
-    </w:lvlOverride>
-    <w:lvlOverride w:ilvl="4">
-      <w:startOverride w:val="7"/>
-    </w:lvlOverride>
-    <w:lvlOverride w:ilvl="5">
-      <w:startOverride w:val="7"/>
-    </w:lvlOverride>
-    <w:lvlOverride w:ilvl="6">
-      <w:startOverride w:val="7"/>
-    </w:lvlOverride>
-    <w:lvlOverride w:ilvl="7">
-      <w:startOverride w:val="7"/>
-    </w:lvlOverride>
-    <w:lvlOverride w:ilvl="8">
-      <w:startOverride w:val="7"/>
-    </w:lvlOverride>
-  </w:num>
-  <w:num w:numId="1010">
     <w:abstractNumId w:val="99411"/>
     <w:lvlOverride w:ilvl="0">
       <w:startOverride w:val="1"/>
@@ -4491,7 +4024,7 @@
       <w:startOverride w:val="1"/>
     </w:lvlOverride>
   </w:num>
-  <w:num w:numId="1011">
+  <w:num w:numId="1007">
     <w:abstractNumId w:val="991"/>
   </w:num>
 </w:numbering>

--- a/Øvelser/Geografi/solfangerforsoeg/solfangerforsoeg.docx
+++ b/Øvelser/Geografi/solfangerforsoeg/solfangerforsoeg.docx
@@ -66,24 +66,11 @@
         <w:pStyle w:val="FirstParagraph"/>
       </w:pPr>
       <w:r>
-        <w:t xml:space="preserve">En solfanger omsætter solens stråling til varme, som fx kan bruges til varmt brugsvand eller fjernvarme. I denne øvelse belyser I en lille solfanger med en kraftig lampe i 30 minutter og måler, hvor meget vandet i en lagertank bliver opvarmet. Ud fra det beregner I solfangerens</w:t>
-      </w:r>
-      <w:r>
-        <w:t xml:space="preserve"> </w:t>
-      </w:r>
-      <w:r>
-        <w:rPr>
-          <w:b/>
-          <w:bCs/>
-        </w:rPr>
-        <w:t xml:space="preserve">nyttevirkning</w:t>
-      </w:r>
-      <w:r>
-        <w:t xml:space="preserve">: hvor stor en del af den indstrålede energi der ender som varme i vandet.</w:t>
+        <w:t xml:space="preserve">En solfanger omsætter solens stråling til varme, som fx kan bruges til varmt brugsvand eller fjernvarme. I denne øvelse belyser I en lille solfanger med en kraftig lampe i 30 minutter og måler, hvor meget vandet i en lagertank bliver opvarmet. Ud fra det beregner I solfangerens nyttevirkning: hvor stor en del af den indstrålede energi der ender som varme i vandet.</w:t>
       </w:r>
     </w:p>
     <w:bookmarkEnd w:id="19"/>
-    <w:bookmarkStart w:id="24" w:name="baggrund"/>
+    <w:bookmarkStart w:id="27" w:name="baggrund"/>
     <w:p>
       <w:pPr>
         <w:pStyle w:val="Heading2"/>
@@ -97,23 +84,7 @@
         <w:pStyle w:val="FirstParagraph"/>
       </w:pPr>
       <w:r>
-        <w:t xml:space="preserve">Solfangerens absorber er en sortmalet metalplade med påloddede kobberrør. Den sorte flade absorberer det meste af lyset og bliver varm. Bagsiden er isoleret, og på forsiden sidder en gennemsigtig akrylplade, der mindsker varmetabet ved konvektion. En lille cirkulationspumpe fører vand rundt i et lukket kredsløb: gennem kobberrørene i solfangeren og videre gennem en kobberspiral i lagertanken. Spiralen er en</w:t>
-      </w:r>
-      <w:r>
-        <w:t xml:space="preserve"> </w:t>
-      </w:r>
-      <w:r>
-        <w:rPr>
-          <w:b/>
-          <w:bCs/>
-        </w:rPr>
-        <w:t xml:space="preserve">varmeveksler</w:t>
-      </w:r>
-      <w:r>
-        <w:t xml:space="preserve"> </w:t>
-      </w:r>
-      <w:r>
-        <w:t xml:space="preserve">— den afgiver varmen til vandet i tanken uden at de to vandmængder blandes. Tanken svarer til varmtvandsbeholderen i et hus.</w:t>
+        <w:t xml:space="preserve">Solfangerens absorber er en sortmalet metalplade med påloddede kobberrør. Den sorte flade absorberer det meste af lyset og bliver varm. Bagsiden er isoleret, og på forsiden sidder en gennemsigtig akrylplade, der mindsker varmetabet ved konvektion. En lille cirkulationspumpe fører vand rundt i et lukket kredsløb: gennem kobberrørene i solfangeren og videre gennem en kobberspiral i lagertanken. Spiralen er en varmeveksler — den afgiver varmen til vandet i tanken uden at de to vandmængder blandes. Tanken svarer til varmtvandsbeholderen i et hus.</w:t>
       </w:r>
     </w:p>
     <w:tbl>
@@ -195,20 +166,19 @@
         </w:tc>
       </w:tr>
     </w:tbl>
-    <w:p>
-      <w:pPr>
-        <w:pStyle w:val="BodyText"/>
-      </w:pPr>
-      <w:r>
-        <w:rPr>
-          <w:b/>
-          <w:bCs/>
-        </w:rPr>
-        <w:t xml:space="preserve">Energi ind.</w:t>
-      </w:r>
-      <w:r>
-        <w:t xml:space="preserve"> </w:t>
-      </w:r>
+    <w:bookmarkStart w:id="24" w:name="energi-ind"/>
+    <w:p>
+      <w:pPr>
+        <w:pStyle w:val="Heading3"/>
+      </w:pPr>
+      <w:r>
+        <w:t xml:space="preserve">Energi ind</w:t>
+      </w:r>
+    </w:p>
+    <w:p>
+      <w:pPr>
+        <w:pStyle w:val="FirstParagraph"/>
+      </w:pPr>
       <w:r>
         <w:t xml:space="preserve">Lampens stråling måles med et pyranometer som en</w:t>
       </w:r>
@@ -339,20 +309,20 @@
         <w:t xml:space="preserve">er tiden i sekunder. Det giver energien i joule (J), fordi 1 W = 1 J/s.</w:t>
       </w:r>
     </w:p>
-    <w:p>
-      <w:pPr>
-        <w:pStyle w:val="BodyText"/>
-      </w:pPr>
-      <w:r>
-        <w:rPr>
-          <w:b/>
-          <w:bCs/>
-        </w:rPr>
-        <w:t xml:space="preserve">Energi opsamlet.</w:t>
-      </w:r>
-      <w:r>
-        <w:t xml:space="preserve"> </w:t>
-      </w:r>
+    <w:bookmarkEnd w:id="24"/>
+    <w:bookmarkStart w:id="25" w:name="energi-opsamlet"/>
+    <w:p>
+      <w:pPr>
+        <w:pStyle w:val="Heading3"/>
+      </w:pPr>
+      <w:r>
+        <w:t xml:space="preserve">Energi opsamlet</w:t>
+      </w:r>
+    </w:p>
+    <w:p>
+      <w:pPr>
+        <w:pStyle w:val="FirstParagraph"/>
+      </w:pPr>
       <w:r>
         <w:t xml:space="preserve">Den energi, vandet i tanken har modtaget, findes ud fra temperaturstigningen:</w:t>
       </w:r>
@@ -546,20 +516,20 @@
         <w:t xml:space="preserve">kan regnes direkte i °C.</w:t>
       </w:r>
     </w:p>
-    <w:p>
-      <w:pPr>
-        <w:pStyle w:val="BodyText"/>
-      </w:pPr>
-      <w:r>
-        <w:rPr>
-          <w:b/>
-          <w:bCs/>
-        </w:rPr>
-        <w:t xml:space="preserve">Nyttevirkning.</w:t>
-      </w:r>
-      <w:r>
-        <w:t xml:space="preserve"> </w:t>
-      </w:r>
+    <w:bookmarkEnd w:id="25"/>
+    <w:bookmarkStart w:id="26" w:name="nyttevirkning"/>
+    <w:p>
+      <w:pPr>
+        <w:pStyle w:val="Heading3"/>
+      </w:pPr>
+      <w:r>
+        <w:t xml:space="preserve">Nyttevirkning</w:t>
+      </w:r>
+    </w:p>
+    <w:p>
+      <w:pPr>
+        <w:pStyle w:val="FirstParagraph"/>
+      </w:pPr>
       <w:r>
         <w:t xml:space="preserve">Forholdet mellem den nyttige energi og den tilførte energi:</w:t>
       </w:r>
@@ -644,8 +614,9 @@
         </m:oMath>
       </m:oMathPara>
     </w:p>
-    <w:bookmarkEnd w:id="24"/>
-    <w:bookmarkStart w:id="31" w:name="hypotese"/>
+    <w:bookmarkEnd w:id="26"/>
+    <w:bookmarkEnd w:id="27"/>
+    <w:bookmarkStart w:id="34" w:name="hypotese"/>
     <w:p>
       <w:pPr>
         <w:pStyle w:val="Heading2"/>
@@ -704,18 +675,18 @@
                 <wp:inline>
                   <wp:extent cx="152400" cy="152400"/>
                   <wp:effectExtent b="0" l="0" r="0" t="0"/>
-                  <wp:docPr descr="" title="" id="26" name="Picture"/>
+                  <wp:docPr descr="" title="" id="29" name="Picture"/>
                   <a:graphic>
                     <a:graphicData uri="http://schemas.openxmlformats.org/drawingml/2006/picture">
                       <pic:pic>
                         <pic:nvPicPr>
-                          <pic:cNvPr descr="/Applications/quarto/share/formats/docx/important.png" id="27" name="Picture"/>
+                          <pic:cNvPr descr="/Applications/quarto/share/formats/docx/important.png" id="30" name="Picture"/>
                           <pic:cNvPicPr>
                             <a:picLocks noChangeArrowheads="1" noChangeAspect="1"/>
                           </pic:cNvPicPr>
                         </pic:nvPicPr>
                         <pic:blipFill>
-                          <a:blip r:embed="rId25"/>
+                          <a:blip r:embed="rId28"/>
                           <a:stretch>
                             <a:fillRect/>
                           </a:stretch>
@@ -845,18 +816,18 @@
                 <wp:inline>
                   <wp:extent cx="152400" cy="152400"/>
                   <wp:effectExtent b="0" l="0" r="0" t="0"/>
-                  <wp:docPr descr="" title="" id="29" name="Picture"/>
+                  <wp:docPr descr="" title="" id="32" name="Picture"/>
                   <a:graphic>
                     <a:graphicData uri="http://schemas.openxmlformats.org/drawingml/2006/picture">
                       <pic:pic>
                         <pic:nvPicPr>
-                          <pic:cNvPr descr="/Applications/quarto/share/formats/docx/note.png" id="30" name="Picture"/>
+                          <pic:cNvPr descr="/Applications/quarto/share/formats/docx/note.png" id="33" name="Picture"/>
                           <pic:cNvPicPr>
                             <a:picLocks noChangeArrowheads="1" noChangeAspect="1"/>
                           </pic:cNvPicPr>
                         </pic:nvPicPr>
                         <pic:blipFill>
-                          <a:blip r:embed="rId28"/>
+                          <a:blip r:embed="rId31"/>
                           <a:stretch>
                             <a:fillRect/>
                           </a:stretch>
@@ -1005,8 +976,8 @@
         </w:tc>
       </w:tr>
     </w:tbl>
-    <w:bookmarkEnd w:id="31"/>
-    <w:bookmarkStart w:id="38" w:name="fremgangsmåde"/>
+    <w:bookmarkEnd w:id="34"/>
+    <w:bookmarkStart w:id="41" w:name="fremgangsmåde"/>
     <w:p>
       <w:pPr>
         <w:pStyle w:val="Heading2"/>
@@ -1015,7 +986,7 @@
         <w:t xml:space="preserve">Fremgangsmåde</w:t>
       </w:r>
     </w:p>
-    <w:bookmarkStart w:id="32" w:name="fyld-det-lukkede-kredsløb"/>
+    <w:bookmarkStart w:id="35" w:name="fyld-det-lukkede-kredsløb"/>
     <w:p>
       <w:pPr>
         <w:pStyle w:val="Heading3"/>
@@ -1080,8 +1051,8 @@
         <w:t xml:space="preserve">Når der kommer en vandstråle ud af kobberspiralen, er systemet fyldt. Sluk pumpen, og sæt slangen på spiralen igen.</w:t>
       </w:r>
     </w:p>
-    <w:bookmarkEnd w:id="32"/>
-    <w:bookmarkStart w:id="33" w:name="klargør-tanken-og-mål-lyset"/>
+    <w:bookmarkEnd w:id="35"/>
+    <w:bookmarkStart w:id="36" w:name="klargør-tanken-og-mål-lyset"/>
     <w:p>
       <w:pPr>
         <w:pStyle w:val="Heading3"/>
@@ -1152,8 +1123,8 @@
         <w:t xml:space="preserve">, og sluk lampen igen.</w:t>
       </w:r>
     </w:p>
-    <w:bookmarkEnd w:id="33"/>
-    <w:bookmarkStart w:id="37" w:name="selve-forsøget"/>
+    <w:bookmarkEnd w:id="36"/>
+    <w:bookmarkStart w:id="40" w:name="selve-forsøget"/>
     <w:p>
       <w:pPr>
         <w:pStyle w:val="Heading3"/>
@@ -1269,18 +1240,18 @@
                 <wp:inline>
                   <wp:extent cx="152400" cy="152400"/>
                   <wp:effectExtent b="0" l="0" r="0" t="0"/>
-                  <wp:docPr descr="" title="" id="35" name="Picture"/>
+                  <wp:docPr descr="" title="" id="38" name="Picture"/>
                   <a:graphic>
                     <a:graphicData uri="http://schemas.openxmlformats.org/drawingml/2006/picture">
                       <pic:pic>
                         <pic:nvPicPr>
-                          <pic:cNvPr descr="/Applications/quarto/share/formats/docx/tip.png" id="36" name="Picture"/>
+                          <pic:cNvPr descr="/Applications/quarto/share/formats/docx/tip.png" id="39" name="Picture"/>
                           <pic:cNvPicPr>
                             <a:picLocks noChangeArrowheads="1" noChangeAspect="1"/>
                           </pic:cNvPicPr>
                         </pic:nvPicPr>
                         <pic:blipFill>
-                          <a:blip r:embed="rId34"/>
+                          <a:blip r:embed="rId37"/>
                           <a:stretch>
                             <a:fillRect/>
                           </a:stretch>
@@ -1361,9 +1332,9 @@
         </w:tc>
       </w:tr>
     </w:tbl>
-    <w:bookmarkEnd w:id="37"/>
-    <w:bookmarkEnd w:id="38"/>
-    <w:bookmarkStart w:id="41" w:name="registrering-af-målinger"/>
+    <w:bookmarkEnd w:id="40"/>
+    <w:bookmarkEnd w:id="41"/>
+    <w:bookmarkStart w:id="44" w:name="registrering-af-målinger"/>
     <w:p>
       <w:pPr>
         <w:pStyle w:val="Heading2"/>
@@ -1385,7 +1356,7 @@
       <w:tr>
         <w:tc>
           <w:tcPr/>
-          <w:bookmarkStart w:id="39" w:name="tbl-1"/>
+          <w:bookmarkStart w:id="42" w:name="tbl-1"/>
           <w:p>
             <w:pPr>
               <w:jc w:val="center"/>
@@ -1571,7 +1542,7 @@
               </w:tc>
             </w:tr>
           </w:tbl>
-          <w:bookmarkEnd w:id="39"/>
+          <w:bookmarkEnd w:id="42"/>
           <w:p/>
         </w:tc>
       </w:tr>
@@ -1644,7 +1615,7 @@
       <w:tr>
         <w:tc>
           <w:tcPr/>
-          <w:bookmarkStart w:id="40" w:name="tbl-2"/>
+          <w:bookmarkStart w:id="43" w:name="tbl-2"/>
           <w:p>
             <w:pPr>
               <w:jc w:val="center"/>
@@ -1867,13 +1838,13 @@
               </w:tc>
             </w:tr>
           </w:tbl>
-          <w:bookmarkEnd w:id="40"/>
+          <w:bookmarkEnd w:id="43"/>
           <w:p/>
         </w:tc>
       </w:tr>
     </w:tbl>
-    <w:bookmarkEnd w:id="41"/>
-    <w:bookmarkStart w:id="43" w:name="databehandling"/>
+    <w:bookmarkEnd w:id="44"/>
+    <w:bookmarkStart w:id="46" w:name="databehandling"/>
     <w:p>
       <w:pPr>
         <w:pStyle w:val="Heading2"/>
@@ -2435,7 +2406,7 @@
       <w:tr>
         <w:tc>
           <w:tcPr/>
-          <w:bookmarkStart w:id="42" w:name="tbl-3"/>
+          <w:bookmarkStart w:id="45" w:name="tbl-3"/>
           <w:p>
             <w:pPr>
               <w:jc w:val="center"/>
@@ -3029,13 +3000,13 @@
               </w:tc>
             </w:tr>
           </w:tbl>
-          <w:bookmarkEnd w:id="42"/>
+          <w:bookmarkEnd w:id="45"/>
           <w:p/>
         </w:tc>
       </w:tr>
     </w:tbl>
-    <w:bookmarkEnd w:id="43"/>
-    <w:bookmarkStart w:id="44" w:name="journalspørgsmål"/>
+    <w:bookmarkEnd w:id="46"/>
+    <w:bookmarkStart w:id="47" w:name="journalspørgsmål"/>
     <w:p>
       <w:pPr>
         <w:pStyle w:val="Heading2"/>
@@ -3140,8 +3111,8 @@
         <w:t xml:space="preserve">Danmark har nogle af verdens største solvarmeanlæg, der leverer varme til fjernvarmenettet (fx ved Silkeborg og Dronninglund). Find et af dem i Google Earth, og mål det omtrentlige areal. Hvilke fordele og ulemper er der ved at bruge et stort landareal til solvarme frem for fx landbrug?</w:t>
       </w:r>
     </w:p>
-    <w:bookmarkEnd w:id="44"/>
-    <w:bookmarkStart w:id="45" w:name="om-denne-udgave"/>
+    <w:bookmarkEnd w:id="47"/>
+    <w:bookmarkStart w:id="48" w:name="om-denne-udgave"/>
     <w:p>
       <w:pPr>
         <w:pStyle w:val="Heading2"/>
@@ -3322,7 +3293,7 @@
         <w:t xml:space="preserve">Leverandørens produktfotos er ikke genbrugt; kun lærerens eget foto af opstillingen.</w:t>
       </w:r>
     </w:p>
-    <w:bookmarkEnd w:id="45"/>
+    <w:bookmarkEnd w:id="48"/>
     <w:sectPr>
       <w:headerReference r:id="rId7" w:type="default"/>
       <w:footerReference r:id="rId8" w:type="default"/>
